--- a/curriculos/Curriculo 115-03/microcurriculos/II SEMESTRE/1155204_Programacion_Orientado_A_Objetos_I.docx
+++ b/curriculos/Curriculo 115-03/microcurriculos/II SEMESTRE/1155204_Programacion_Orientado_A_Objetos_I.docx
@@ -824,7 +824,7 @@
                 <w:szCs w:val="19"/>
                 <w:rtl w:val="0"/>
               </w:rPr>
-              <w:t xml:space="preserve">1150204</w:t>
+              <w:t xml:space="preserve">1155204</w:t>
             </w:r>
           </w:p>
         </w:tc>
@@ -1212,6 +1212,14 @@
               <w:rPr>
                 <w:rtl w:val="0"/>
               </w:rPr>
+            </w:r>
+            <w:r>
+              <w:rPr>
+                <w:rFonts w:ascii="Arial" w:cs="Arial" w:eastAsia="Arial" w:hAnsi="Arial"/>
+                <w:sz w:val="19"/>
+                <w:szCs w:val="19"/>
+              </w:rPr>
+              <w:t>3</w:t>
             </w:r>
           </w:p>
         </w:tc>
@@ -2136,7 +2144,7 @@
                 <w:szCs w:val="16"/>
                 <w:rtl w:val="0"/>
               </w:rPr>
-              <w:t xml:space="preserve">1150104</w:t>
+              <w:t xml:space="preserve">1155104</w:t>
             </w:r>
           </w:p>
         </w:tc>
